--- a/Fase 2/Evidencias Proyeto/Evidencias de documentación/Daily meeting/Daily Meating 14_10_2026.docx
+++ b/Fase 2/Evidencias Proyeto/Evidencias de documentación/Daily meeting/Daily Meating 14_10_2026.docx
@@ -191,7 +191,7 @@
         <w:rPr>
           <w:rtl w:val="0"/>
         </w:rPr>
-        <w:t xml:space="preserve">Matias Rosales: Crear función toma datos vehiculo</w:t>
+        <w:t xml:space="preserve">Matias Rosales: Crear función toma datos vehículo</w:t>
       </w:r>
     </w:p>
     <w:p>
@@ -245,33 +245,33 @@
         <w:rPr>
           <w:rtl w:val="0"/>
         </w:rPr>
-        <w:t xml:space="preserve">Cristobal Oyarzun: Spring planning</w:t>
-      </w:r>
-    </w:p>
-    <w:p>
-      <w:pPr>
-        <w:spacing w:line="360" w:lineRule="auto"/>
-        <w:ind w:firstLine="720"/>
-        <w:rPr/>
-      </w:pPr>
-      <w:r>
-        <w:rPr>
-          <w:rtl w:val="0"/>
-        </w:rPr>
-        <w:t xml:space="preserve">Matias Rosales: Spring planning</w:t>
-      </w:r>
-    </w:p>
-    <w:p>
-      <w:pPr>
-        <w:spacing w:line="360" w:lineRule="auto"/>
-        <w:ind w:firstLine="720"/>
-        <w:rPr/>
-      </w:pPr>
-      <w:r>
-        <w:rPr>
-          <w:rtl w:val="0"/>
-        </w:rPr>
-        <w:t xml:space="preserve">Sebastian Cabrera: Spring planning</w:t>
+        <w:t xml:space="preserve">Cristobal Oyarzun: Sprint planning</w:t>
+      </w:r>
+    </w:p>
+    <w:p>
+      <w:pPr>
+        <w:spacing w:line="360" w:lineRule="auto"/>
+        <w:ind w:firstLine="720"/>
+        <w:rPr/>
+      </w:pPr>
+      <w:r>
+        <w:rPr>
+          <w:rtl w:val="0"/>
+        </w:rPr>
+        <w:t xml:space="preserve">Matias Rosales: Sprint planning</w:t>
+      </w:r>
+    </w:p>
+    <w:p>
+      <w:pPr>
+        <w:spacing w:line="360" w:lineRule="auto"/>
+        <w:ind w:firstLine="720"/>
+        <w:rPr/>
+      </w:pPr>
+      <w:r>
+        <w:rPr>
+          <w:rtl w:val="0"/>
+        </w:rPr>
+        <w:t xml:space="preserve">Sebastian Cabrera: Sprint planning</w:t>
       </w:r>
     </w:p>
     <w:p>
